--- a/知识点专题/000函数/02五大核心题型生.docx
+++ b/知识点专题/000函数/02五大核心题型生.docx
@@ -85,33 +85,20 @@
         <w:jc w:val="left"/>
         <w:textAlignment w:val="center"/>
         <w:rPr>
+          <w:rFonts w:hint="eastAsia" w:ascii="宋体" w:hAnsi="宋体" w:eastAsia="宋体" w:cs="宋体"/>
+          <w:color w:val="000000"/>
+          <w:lang w:val="en-US" w:eastAsia="zh-CN"/>
+        </w:rPr>
+      </w:pPr>
+      <w:r>
+        <w:rPr>
           <w:rFonts w:hint="eastAsia" w:ascii="Times New Roman" w:hAnsi="Times New Roman" w:eastAsia="宋体" w:cs="Times New Roman"/>
           <w:b/>
           <w:color w:val="0070C0"/>
           <w:lang w:val="en-US" w:eastAsia="zh-CN"/>
         </w:rPr>
-      </w:pPr>
-      <w:r>
-        <w:rPr>
-          <w:rFonts w:hint="eastAsia" w:ascii="Times New Roman" w:hAnsi="Times New Roman" w:eastAsia="宋体" w:cs="Times New Roman"/>
-          <w:b/>
-          <w:color w:val="0070C0"/>
-          <w:lang w:val="en-US" w:eastAsia="zh-CN"/>
-        </w:rPr>
-        <w:t>例1-2013新课标一卷</w:t>
-      </w:r>
-    </w:p>
-    <w:p>
-      <w:pPr>
-        <w:spacing w:line="360" w:lineRule="auto"/>
-        <w:jc w:val="left"/>
-        <w:textAlignment w:val="center"/>
-        <w:rPr>
-          <w:rFonts w:hint="eastAsia" w:ascii="宋体" w:hAnsi="宋体" w:eastAsia="宋体" w:cs="宋体"/>
-          <w:color w:val="000000"/>
-          <w:lang w:val="en-US" w:eastAsia="zh-CN"/>
-        </w:rPr>
-      </w:pPr>
+        <w:t>例1</w:t>
+      </w:r>
       <w:r>
         <w:rPr>
           <w:rFonts w:hint="eastAsia" w:ascii="宋体" w:hAnsi="宋体" w:eastAsia="宋体" w:cs="宋体"/>
@@ -152,7 +139,6 @@
         <m:sSup>
           <m:sSupPr>
             <m:ctrlPr>
-              <m:rPr/>
               <w:rPr>
                 <w:rFonts w:hint="default" w:ascii="DejaVu Math TeX Gyre" w:hAnsi="DejaVu Math TeX Gyre" w:eastAsia="宋体" w:cs="宋体"/>
                 <w:color w:val="000000"/>
@@ -179,7 +165,6 @@
               <m:t>x</m:t>
             </m:r>
             <m:ctrlPr>
-              <m:rPr/>
               <w:rPr>
                 <w:rFonts w:hint="default" w:ascii="DejaVu Math TeX Gyre" w:hAnsi="DejaVu Math TeX Gyre" w:eastAsia="宋体" w:cs="宋体"/>
                 <w:color w:val="000000"/>
@@ -206,7 +191,6 @@
               <m:t>2</m:t>
             </m:r>
             <m:ctrlPr>
-              <m:rPr/>
               <w:rPr>
                 <w:rFonts w:hint="default" w:ascii="DejaVu Math TeX Gyre" w:hAnsi="DejaVu Math TeX Gyre" w:eastAsia="宋体" w:cs="宋体"/>
                 <w:color w:val="000000"/>
@@ -259,7 +243,6 @@
         <m:sSup>
           <m:sSupPr>
             <m:ctrlPr>
-              <m:rPr/>
               <w:rPr>
                 <w:rFonts w:hint="default" w:ascii="DejaVu Math TeX Gyre" w:hAnsi="DejaVu Math TeX Gyre" w:eastAsia="宋体" w:cs="宋体"/>
                 <w:color w:val="000000"/>
@@ -286,7 +269,6 @@
               <m:t>e</m:t>
             </m:r>
             <m:ctrlPr>
-              <m:rPr/>
               <w:rPr>
                 <w:rFonts w:hint="default" w:ascii="DejaVu Math TeX Gyre" w:hAnsi="DejaVu Math TeX Gyre" w:eastAsia="宋体" w:cs="宋体"/>
                 <w:color w:val="000000"/>
@@ -313,7 +295,6 @@
               <m:t>x</m:t>
             </m:r>
             <m:ctrlPr>
-              <m:rPr/>
               <w:rPr>
                 <w:rFonts w:hint="default" w:ascii="DejaVu Math TeX Gyre" w:hAnsi="DejaVu Math TeX Gyre" w:eastAsia="宋体" w:cs="宋体"/>
                 <w:color w:val="000000"/>
@@ -327,7 +308,6 @@
         </m:sSup>
       </m:oMath>
       <w:r>
-        <m:rPr/>
         <w:rPr>
           <w:rFonts w:hint="default" w:hAnsi="DejaVu Math TeX Gyre" w:eastAsia="宋体" w:cs="宋体"/>
           <w:i w:val="0"/>
@@ -378,7 +358,6 @@
         </m:r>
       </m:oMath>
       <w:r>
-        <m:rPr/>
         <w:rPr>
           <w:rFonts w:hint="default" w:hAnsi="DejaVu Math TeX Gyre" w:eastAsia="宋体" w:cs="DejaVu Math TeX Gyre"/>
           <w:i w:val="0"/>
@@ -391,7 +370,6 @@
         <w:t>-</w:t>
       </w:r>
       <w:r>
-        <m:rPr/>
         <w:rPr>
           <w:rFonts w:hint="default" w:hAnsi="DejaVu Math TeX Gyre" w:eastAsia="宋体" w:cs="宋体"/>
           <w:color w:val="000000"/>
@@ -441,7 +419,6 @@
         </m:r>
       </m:oMath>
       <w:r>
-        <m:rPr/>
         <w:rPr>
           <w:rFonts w:hint="default" w:hAnsi="DejaVu Math TeX Gyre" w:eastAsia="宋体" w:cs="DejaVu Math TeX Gyre"/>
           <w:i w:val="0"/>
@@ -454,7 +431,6 @@
         <w:t>k</w:t>
       </w:r>
       <w:r>
-        <m:rPr/>
         <w:rPr>
           <w:rFonts w:hint="default" w:hAnsi="DejaVu Math TeX Gyre" w:eastAsia="宋体" w:cs="宋体"/>
           <w:color w:val="000000"/>
@@ -553,69 +529,29 @@
         <w:jc w:val="left"/>
         <w:textAlignment w:val="center"/>
         <w:rPr>
+          <w:rFonts w:hint="default" w:ascii="宋体" w:hAnsi="宋体" w:eastAsia="宋体" w:cs="宋体"/>
+          <w:color w:val="000000"/>
+          <w:lang w:val="en-US" w:eastAsia="zh-CN"/>
+        </w:rPr>
+      </w:pPr>
+      <w:r>
+        <w:rPr>
+          <w:rFonts w:hint="eastAsia" w:ascii="Times New Roman" w:hAnsi="Times New Roman" w:eastAsia="宋体" w:cs="Times New Roman"/>
+          <w:b/>
+          <w:color w:val="0070C0"/>
+          <w:lang w:val="en-US" w:eastAsia="zh-CN"/>
+        </w:rPr>
+        <w:t>例</w:t>
+      </w:r>
+      <w:r>
+        <w:rPr>
           <w:rFonts w:hint="default" w:ascii="Times New Roman" w:hAnsi="Times New Roman" w:eastAsia="宋体" w:cs="Times New Roman"/>
           <w:b/>
           <w:color w:val="0070C0"/>
           <w:lang w:val="en-US" w:eastAsia="zh-CN"/>
         </w:rPr>
-      </w:pPr>
-      <w:r>
-        <w:rPr>
-          <w:rFonts w:hint="eastAsia" w:ascii="Times New Roman" w:hAnsi="Times New Roman" w:eastAsia="宋体" w:cs="Times New Roman"/>
-          <w:b/>
-          <w:color w:val="0070C0"/>
-          <w:lang w:val="en-US" w:eastAsia="zh-CN"/>
-        </w:rPr>
-        <w:t>例</w:t>
-      </w:r>
-      <w:r>
-        <w:rPr>
-          <w:rFonts w:hint="default" w:ascii="Times New Roman" w:hAnsi="Times New Roman" w:eastAsia="宋体" w:cs="Times New Roman"/>
-          <w:b/>
-          <w:color w:val="0070C0"/>
-          <w:lang w:val="en-US" w:eastAsia="zh-CN"/>
-        </w:rPr>
         <w:t>2</w:t>
       </w:r>
-      <w:r>
-        <w:rPr>
-          <w:rFonts w:hint="eastAsia" w:ascii="Times New Roman" w:hAnsi="Times New Roman" w:eastAsia="宋体" w:cs="Times New Roman"/>
-          <w:b/>
-          <w:color w:val="0070C0"/>
-          <w:lang w:val="en-US" w:eastAsia="zh-CN"/>
-        </w:rPr>
-        <w:t>-201</w:t>
-      </w:r>
-      <w:r>
-        <w:rPr>
-          <w:rFonts w:hint="default" w:ascii="Times New Roman" w:hAnsi="Times New Roman" w:eastAsia="宋体" w:cs="Times New Roman"/>
-          <w:b/>
-          <w:color w:val="0070C0"/>
-          <w:lang w:val="en-US" w:eastAsia="zh-CN"/>
-        </w:rPr>
-        <w:t>9</w:t>
-      </w:r>
-      <w:r>
-        <w:rPr>
-          <w:rFonts w:hint="eastAsia" w:ascii="Times New Roman" w:hAnsi="Times New Roman" w:eastAsia="宋体" w:cs="Times New Roman"/>
-          <w:b/>
-          <w:color w:val="0070C0"/>
-          <w:lang w:val="en-US" w:eastAsia="zh-CN"/>
-        </w:rPr>
-        <w:t>天津高考</w:t>
-      </w:r>
-    </w:p>
-    <w:p>
-      <w:pPr>
-        <w:spacing w:line="360" w:lineRule="auto"/>
-        <w:jc w:val="left"/>
-        <w:textAlignment w:val="center"/>
-        <w:rPr>
-          <w:rFonts w:hint="default" w:ascii="宋体" w:hAnsi="宋体" w:eastAsia="宋体" w:cs="宋体"/>
-          <w:color w:val="000000"/>
-          <w:lang w:val="en-US" w:eastAsia="zh-CN"/>
-        </w:rPr>
-      </w:pPr>
       <w:r>
         <w:rPr>
           <w:rFonts w:hint="eastAsia" w:ascii="宋体" w:hAnsi="宋体" w:eastAsia="宋体" w:cs="宋体"/>
@@ -655,7 +591,6 @@
         </m:r>
       </m:oMath>
       <w:r>
-        <m:rPr/>
         <w:rPr>
           <w:rFonts w:hint="default" w:hAnsi="DejaVu Math TeX Gyre" w:eastAsia="宋体" w:cs="DejaVu Math TeX Gyre"/>
           <w:i w:val="0"/>
@@ -695,7 +630,6 @@
             <m:begChr m:val="{"/>
             <m:endChr m:val=""/>
             <m:ctrlPr>
-              <m:rPr/>
               <w:rPr>
                 <w:rFonts w:hint="default" w:ascii="DejaVu Math TeX Gyre" w:hAnsi="DejaVu Math TeX Gyre" w:eastAsia="宋体" w:cs="宋体"/>
                 <w:color w:val="000000"/>
@@ -710,7 +644,6 @@
             <m:eqArr>
               <m:eqArrPr>
                 <m:ctrlPr>
-                  <m:rPr/>
                   <w:rPr>
                     <w:rFonts w:hint="default" w:ascii="DejaVu Math TeX Gyre" w:hAnsi="DejaVu Math TeX Gyre" w:eastAsia="宋体" w:cs="宋体"/>
                     <w:color w:val="000000"/>
@@ -725,7 +658,6 @@
                 <m:sSup>
                   <m:sSupPr>
                     <m:ctrlPr>
-                      <m:rPr/>
                       <w:rPr>
                         <w:rFonts w:hint="default" w:ascii="DejaVu Math TeX Gyre" w:hAnsi="DejaVu Math TeX Gyre" w:eastAsia="宋体" w:cs="宋体"/>
                         <w:color w:val="000000"/>
@@ -750,7 +682,6 @@
                       <m:t>x</m:t>
                     </m:r>
                     <m:ctrlPr>
-                      <m:rPr/>
                       <w:rPr>
                         <w:rFonts w:hint="default" w:ascii="DejaVu Math TeX Gyre" w:hAnsi="DejaVu Math TeX Gyre" w:eastAsia="宋体" w:cs="宋体"/>
                         <w:color w:val="000000"/>
@@ -775,7 +706,6 @@
                       <m:t>2</m:t>
                     </m:r>
                     <m:ctrlPr>
-                      <m:rPr/>
                       <w:rPr>
                         <w:rFonts w:hint="default" w:ascii="DejaVu Math TeX Gyre" w:hAnsi="DejaVu Math TeX Gyre" w:eastAsia="宋体" w:cs="宋体"/>
                         <w:color w:val="000000"/>
@@ -830,7 +760,6 @@
                   <m:t>1</m:t>
                 </m:r>
                 <m:ctrlPr>
-                  <m:rPr/>
                   <w:rPr>
                     <w:rFonts w:hint="default" w:ascii="DejaVu Math TeX Gyre" w:hAnsi="DejaVu Math TeX Gyre" w:eastAsia="宋体" w:cs="宋体"/>
                     <w:color w:val="000000"/>
@@ -857,7 +786,6 @@
                   <m:t>x−alnx        ,x&gt;1</m:t>
                 </m:r>
                 <m:ctrlPr>
-                  <m:rPr/>
                   <w:rPr>
                     <w:rFonts w:hint="default" w:ascii="DejaVu Math TeX Gyre" w:hAnsi="DejaVu Math TeX Gyre" w:eastAsia="宋体" w:cs="宋体"/>
                     <w:color w:val="000000"/>
@@ -870,7 +798,6 @@
               </m:e>
             </m:eqArr>
             <m:ctrlPr>
-              <m:rPr/>
               <w:rPr>
                 <w:rFonts w:hint="default" w:ascii="DejaVu Math TeX Gyre" w:hAnsi="DejaVu Math TeX Gyre" w:eastAsia="宋体" w:cs="宋体"/>
                 <w:color w:val="000000"/>
@@ -938,7 +865,6 @@
         </m:r>
       </m:oMath>
       <w:r>
-        <m:rPr/>
         <w:rPr>
           <w:rFonts w:hint="default" w:hAnsi="DejaVu Math TeX Gyre" w:eastAsia="宋体" w:cs="DejaVu Math TeX Gyre"/>
           <w:i w:val="0"/>
@@ -1137,7 +1063,6 @@
         <m:sSup>
           <m:sSupPr>
             <m:ctrlPr>
-              <m:rPr/>
               <w:rPr>
                 <w:rFonts w:hint="default" w:ascii="DejaVu Math TeX Gyre" w:hAnsi="DejaVu Math TeX Gyre" w:eastAsia="宋体" w:cs="宋体"/>
                 <w:color w:val="000000"/>
@@ -1164,7 +1089,6 @@
               <m:t>e</m:t>
             </m:r>
             <m:ctrlPr>
-              <m:rPr/>
               <w:rPr>
                 <w:rFonts w:hint="default" w:ascii="DejaVu Math TeX Gyre" w:hAnsi="DejaVu Math TeX Gyre" w:eastAsia="宋体" w:cs="宋体"/>
                 <w:color w:val="000000"/>
@@ -1191,7 +1115,6 @@
               <m:t>x</m:t>
             </m:r>
             <m:ctrlPr>
-              <m:rPr/>
               <w:rPr>
                 <w:rFonts w:hint="default" w:ascii="DejaVu Math TeX Gyre" w:hAnsi="DejaVu Math TeX Gyre" w:eastAsia="宋体" w:cs="宋体"/>
                 <w:color w:val="000000"/>
@@ -1233,7 +1156,6 @@
         </m:r>
       </m:oMath>
       <w:r>
-        <m:rPr/>
         <w:rPr>
           <w:rFonts w:hint="default" w:hAnsi="DejaVu Math TeX Gyre" w:eastAsia="宋体" w:cs="DejaVu Math TeX Gyre"/>
           <w:i w:val="0"/>
@@ -1246,7 +1168,6 @@
         <w:t>l</w:t>
       </w:r>
       <w:r>
-        <m:rPr/>
         <w:rPr>
           <w:rFonts w:hint="default" w:hAnsi="DejaVu Math TeX Gyre" w:eastAsia="宋体" w:cs="宋体"/>
           <w:color w:val="000000"/>
@@ -1258,7 +1179,6 @@
         <w:t>nx-</w:t>
       </w:r>
       <w:r>
-        <m:rPr/>
         <w:rPr>
           <w:rFonts w:hint="default" w:ascii="Calibri Italic" w:hAnsi="Calibri Italic" w:eastAsia="宋体" w:cs="Calibri Italic"/>
           <w:i/>
@@ -1396,7 +1316,6 @@
         <m:sSup>
           <m:sSupPr>
             <m:ctrlPr>
-              <m:rPr/>
               <w:rPr>
                 <w:rFonts w:hint="default" w:ascii="DejaVu Math TeX Gyre" w:hAnsi="DejaVu Math TeX Gyre" w:eastAsia="宋体" w:cs="宋体"/>
                 <w:color w:val="000000"/>
@@ -1423,7 +1342,6 @@
               <m:t>e</m:t>
             </m:r>
             <m:ctrlPr>
-              <m:rPr/>
               <w:rPr>
                 <w:rFonts w:hint="default" w:ascii="DejaVu Math TeX Gyre" w:hAnsi="DejaVu Math TeX Gyre" w:eastAsia="宋体" w:cs="宋体"/>
                 <w:color w:val="000000"/>
@@ -1450,7 +1368,6 @@
               <m:t>x</m:t>
             </m:r>
             <m:ctrlPr>
-              <m:rPr/>
               <w:rPr>
                 <w:rFonts w:hint="default" w:ascii="DejaVu Math TeX Gyre" w:hAnsi="DejaVu Math TeX Gyre" w:eastAsia="宋体" w:cs="宋体"/>
                 <w:color w:val="000000"/>
@@ -1479,7 +1396,6 @@
         <m:sSup>
           <m:sSupPr>
             <m:ctrlPr>
-              <m:rPr/>
               <w:rPr>
                 <w:rFonts w:hint="default" w:ascii="DejaVu Math TeX Gyre" w:hAnsi="DejaVu Math TeX Gyre" w:eastAsia="宋体" w:cs="宋体"/>
                 <w:color w:val="000000"/>
@@ -1504,7 +1420,6 @@
               <m:t>x</m:t>
             </m:r>
             <m:ctrlPr>
-              <m:rPr/>
               <w:rPr>
                 <w:rFonts w:hint="default" w:ascii="DejaVu Math TeX Gyre" w:hAnsi="DejaVu Math TeX Gyre" w:eastAsia="宋体" w:cs="宋体"/>
                 <w:color w:val="000000"/>
@@ -1531,7 +1446,6 @@
               <m:t>a</m:t>
             </m:r>
             <m:ctrlPr>
-              <m:rPr/>
               <w:rPr>
                 <w:rFonts w:hint="default" w:ascii="DejaVu Math TeX Gyre" w:hAnsi="DejaVu Math TeX Gyre" w:eastAsia="宋体" w:cs="宋体"/>
                 <w:color w:val="000000"/>
@@ -1597,7 +1511,6 @@
         </m:r>
       </m:oMath>
       <w:r>
-        <m:rPr/>
         <w:rPr>
           <w:rFonts w:hint="default" w:hAnsi="DejaVu Math TeX Gyre" w:eastAsia="宋体" w:cs="DejaVu Math TeX Gyre"/>
           <w:i w:val="0"/>
@@ -1653,7 +1566,6 @@
         </m:r>
       </m:oMath>
       <w:r>
-        <m:rPr/>
         <w:rPr>
           <w:rFonts w:hint="default" w:hAnsi="DejaVu Math TeX Gyre" w:cs="DejaVu Math TeX Gyre"/>
           <w:i w:val="0"/>
@@ -1787,7 +1699,6 @@
         <m:sSup>
           <m:sSupPr>
             <m:ctrlPr>
-              <m:rPr/>
               <w:rPr>
                 <w:rFonts w:hint="default" w:ascii="DejaVu Math TeX Gyre" w:hAnsi="DejaVu Math TeX Gyre" w:eastAsia="宋体" w:cs="宋体"/>
                 <w:color w:val="000000"/>
@@ -1814,7 +1725,6 @@
               <m:t>e</m:t>
             </m:r>
             <m:ctrlPr>
-              <m:rPr/>
               <w:rPr>
                 <w:rFonts w:hint="default" w:ascii="DejaVu Math TeX Gyre" w:hAnsi="DejaVu Math TeX Gyre" w:eastAsia="宋体" w:cs="宋体"/>
                 <w:color w:val="000000"/>
@@ -1841,7 +1751,6 @@
               <m:t>x</m:t>
             </m:r>
             <m:ctrlPr>
-              <m:rPr/>
               <w:rPr>
                 <w:rFonts w:hint="default" w:ascii="DejaVu Math TeX Gyre" w:hAnsi="DejaVu Math TeX Gyre" w:eastAsia="宋体" w:cs="宋体"/>
                 <w:color w:val="000000"/>
@@ -1870,7 +1779,6 @@
         <m:f>
           <m:fPr>
             <m:ctrlPr>
-              <m:rPr/>
               <w:rPr>
                 <w:rFonts w:hint="default" w:ascii="DejaVu Math TeX Gyre" w:hAnsi="DejaVu Math TeX Gyre" w:eastAsia="宋体" w:cs="宋体"/>
                 <w:color w:val="000000"/>
@@ -1897,7 +1805,6 @@
               <m:t>lnx</m:t>
             </m:r>
             <m:ctrlPr>
-              <m:rPr/>
               <w:rPr>
                 <w:rFonts w:hint="default" w:ascii="DejaVu Math TeX Gyre" w:hAnsi="DejaVu Math TeX Gyre" w:eastAsia="宋体" w:cs="宋体"/>
                 <w:color w:val="000000"/>
@@ -1924,7 +1831,6 @@
               <m:t>x</m:t>
             </m:r>
             <m:ctrlPr>
-              <m:rPr/>
               <w:rPr>
                 <w:rFonts w:hint="default" w:ascii="DejaVu Math TeX Gyre" w:hAnsi="DejaVu Math TeX Gyre" w:eastAsia="宋体" w:cs="宋体"/>
                 <w:color w:val="000000"/>
@@ -1953,7 +1859,6 @@
         <m:f>
           <m:fPr>
             <m:ctrlPr>
-              <m:rPr/>
               <w:rPr>
                 <w:rFonts w:hint="default" w:ascii="DejaVu Math TeX Gyre" w:hAnsi="DejaVu Math TeX Gyre" w:eastAsia="宋体" w:cs="宋体"/>
                 <w:color w:val="000000"/>
@@ -1980,7 +1885,6 @@
               <m:t>1</m:t>
             </m:r>
             <m:ctrlPr>
-              <m:rPr/>
               <w:rPr>
                 <w:rFonts w:hint="default" w:ascii="DejaVu Math TeX Gyre" w:hAnsi="DejaVu Math TeX Gyre" w:eastAsia="宋体" w:cs="宋体"/>
                 <w:color w:val="000000"/>
@@ -2007,7 +1911,6 @@
               <m:t>2</m:t>
             </m:r>
             <m:ctrlPr>
-              <m:rPr/>
               <w:rPr>
                 <w:rFonts w:hint="default" w:ascii="DejaVu Math TeX Gyre" w:hAnsi="DejaVu Math TeX Gyre" w:eastAsia="宋体" w:cs="宋体"/>
                 <w:color w:val="000000"/>
@@ -2338,7 +2241,6 @@
         <m:f>
           <m:fPr>
             <m:ctrlPr>
-              <m:rPr/>
               <w:rPr>
                 <w:rFonts w:hint="default" w:ascii="DejaVu Math TeX Gyre" w:hAnsi="DejaVu Math TeX Gyre" w:cs="DejaVu Math TeX Gyre"/>
                 <w:b w:val="0"/>
@@ -2361,7 +2263,6 @@
               <m:t>1</m:t>
             </m:r>
             <m:ctrlPr>
-              <m:rPr/>
               <w:rPr>
                 <w:rFonts w:hint="default" w:ascii="DejaVu Math TeX Gyre" w:hAnsi="DejaVu Math TeX Gyre" w:cs="DejaVu Math TeX Gyre"/>
                 <w:b w:val="0"/>
@@ -2384,7 +2285,6 @@
               <m:t>2</m:t>
             </m:r>
             <m:ctrlPr>
-              <m:rPr/>
               <w:rPr>
                 <w:rFonts w:hint="default" w:ascii="DejaVu Math TeX Gyre" w:hAnsi="DejaVu Math TeX Gyre" w:cs="DejaVu Math TeX Gyre"/>
                 <w:b w:val="0"/>
@@ -2492,7 +2392,6 @@
         </m:r>
       </m:oMath>
       <w:r>
-        <m:rPr/>
         <w:rPr>
           <w:rFonts w:hint="default" w:hAnsi="DejaVu Math TeX Gyre" w:eastAsia="宋体" w:cs="宋体"/>
           <w:i w:val="0"/>
@@ -2535,7 +2434,6 @@
         </m:r>
       </m:oMath>
       <w:r>
-        <m:rPr/>
         <w:rPr>
           <w:rFonts w:hint="default" w:hAnsi="DejaVu Math TeX Gyre" w:eastAsia="宋体" w:cs="宋体"/>
           <w:b w:val="0"/>
@@ -2566,7 +2464,6 @@
         <m:sSup>
           <m:sSupPr>
             <m:ctrlPr>
-              <m:rPr/>
               <w:rPr>
                 <w:rFonts w:hint="default" w:ascii="DejaVu Math TeX Gyre" w:hAnsi="DejaVu Math TeX Gyre" w:eastAsia="宋体" w:cs="宋体"/>
                 <w:b w:val="0"/>
@@ -2595,7 +2492,6 @@
               <m:t>e</m:t>
             </m:r>
             <m:ctrlPr>
-              <m:rPr/>
               <w:rPr>
                 <w:rFonts w:hint="default" w:ascii="DejaVu Math TeX Gyre" w:hAnsi="DejaVu Math TeX Gyre" w:eastAsia="宋体" w:cs="宋体"/>
                 <w:b w:val="0"/>
@@ -2624,7 +2520,6 @@
               <m:t>2</m:t>
             </m:r>
             <m:ctrlPr>
-              <m:rPr/>
               <w:rPr>
                 <w:rFonts w:hint="default" w:ascii="DejaVu Math TeX Gyre" w:hAnsi="DejaVu Math TeX Gyre" w:eastAsia="宋体" w:cs="宋体"/>
                 <w:b w:val="0"/>
@@ -2654,7 +2549,6 @@
         </m:r>
       </m:oMath>
       <w:r>
-        <m:rPr/>
         <w:rPr>
           <w:rFonts w:hint="default" w:hAnsi="DejaVu Math TeX Gyre" w:eastAsia="宋体" w:cs="宋体"/>
           <w:b w:val="0"/>
@@ -2791,12 +2685,6 @@
         <w:jc w:val="left"/>
         <w:textAlignment w:val="center"/>
         <w:rPr>
-          <w:rFonts w:hint="default" w:ascii="Times New Roman" w:hAnsi="Times New Roman" w:cs="Times New Roman"/>
-          <w:lang w:val="en-US" w:eastAsia="zh-CN"/>
-        </w:rPr>
-      </w:pPr>
-      <w:r>
-        <w:rPr>
           <w:rFonts w:hint="eastAsia" w:ascii="Times New Roman" w:hAnsi="Times New Roman" w:eastAsia="宋体" w:cs="Times New Roman"/>
           <w:b/>
           <w:color w:val="FF0000"/>
@@ -2807,6 +2695,30 @@
           <w:u w:val="double"/>
           <w:lang w:val="en-US" w:eastAsia="zh-CN" w:bidi="ar-SA"/>
         </w:rPr>
+      </w:pPr>
+    </w:p>
+    <w:p>
+      <w:pPr>
+        <w:spacing w:line="360" w:lineRule="auto"/>
+        <w:jc w:val="left"/>
+        <w:textAlignment w:val="center"/>
+        <w:rPr>
+          <w:rFonts w:hint="default" w:ascii="Times New Roman" w:hAnsi="Times New Roman" w:cs="Times New Roman"/>
+          <w:lang w:val="en-US" w:eastAsia="zh-CN"/>
+        </w:rPr>
+      </w:pPr>
+      <w:r>
+        <w:rPr>
+          <w:rFonts w:hint="eastAsia" w:ascii="Times New Roman" w:hAnsi="Times New Roman" w:eastAsia="宋体" w:cs="Times New Roman"/>
+          <w:b/>
+          <w:color w:val="FF0000"/>
+          <w:kern w:val="2"/>
+          <w:sz w:val="32"/>
+          <w:szCs w:val="32"/>
+          <w:highlight w:val="yellow"/>
+          <w:u w:val="double"/>
+          <w:lang w:val="en-US" w:eastAsia="zh-CN" w:bidi="ar-SA"/>
+        </w:rPr>
         <w:t>考点二、比大小</w:t>
       </w:r>
     </w:p>
@@ -2831,37 +2743,6 @@
         </w:rPr>
         <w:t>例1</w:t>
       </w:r>
-      <w:r>
-        <w:rPr>
-          <w:rFonts w:hint="default" w:ascii="Times New Roman" w:hAnsi="Times New Roman" w:eastAsia="宋体" w:cs="Times New Roman"/>
-          <w:b/>
-          <w:color w:val="0070C0"/>
-          <w:lang w:val="en-US" w:eastAsia="zh-CN"/>
-        </w:rPr>
-        <w:t>-2021</w:t>
-      </w:r>
-      <w:r>
-        <w:rPr>
-          <w:rFonts w:hint="eastAsia" w:ascii="Times New Roman" w:hAnsi="Times New Roman" w:eastAsia="宋体" w:cs="Times New Roman"/>
-          <w:b/>
-          <w:color w:val="0070C0"/>
-          <w:lang w:val="en-US" w:eastAsia="zh-CN"/>
-        </w:rPr>
-        <w:t>南京月考</w:t>
-      </w:r>
-    </w:p>
-    <w:p>
-      <w:pPr>
-        <w:spacing w:line="360" w:lineRule="auto"/>
-        <w:jc w:val="left"/>
-        <w:textAlignment w:val="center"/>
-        <w:rPr>
-          <w:rFonts w:hint="default" w:ascii="Times New Roman" w:hAnsi="Times New Roman" w:eastAsia="宋体" w:cs="Times New Roman"/>
-          <w:b/>
-          <w:color w:val="0070C0"/>
-          <w:lang w:val="en-US" w:eastAsia="zh-CN"/>
-        </w:rPr>
-      </w:pPr>
       <w:r>
         <w:rPr>
           <w:rFonts w:hint="eastAsia" w:ascii="Times New Roman" w:hAnsi="Times New Roman" w:cs="Times New Roman"/>
@@ -2976,7 +2857,6 @@
           <m:radPr>
             <m:degHide m:val="1"/>
             <m:ctrlPr>
-              <m:rPr/>
               <w:rPr>
                 <w:rFonts w:hint="default" w:ascii="DejaVu Math TeX Gyre" w:hAnsi="DejaVu Math TeX Gyre" w:cs="Times New Roman"/>
                 <w:lang w:val="en-US" w:eastAsia="zh-CN"/>
@@ -2985,7 +2865,6 @@
           </m:radPr>
           <m:deg>
             <m:ctrlPr>
-              <m:rPr/>
               <w:rPr>
                 <w:rFonts w:hint="default" w:ascii="DejaVu Math TeX Gyre" w:hAnsi="DejaVu Math TeX Gyre" w:cs="Times New Roman"/>
                 <w:lang w:val="en-US" w:eastAsia="zh-CN"/>
@@ -3004,7 +2883,6 @@
               <m:t>e</m:t>
             </m:r>
             <m:ctrlPr>
-              <m:rPr/>
               <w:rPr>
                 <w:rFonts w:hint="default" w:ascii="DejaVu Math TeX Gyre" w:hAnsi="DejaVu Math TeX Gyre" w:cs="Times New Roman"/>
                 <w:lang w:val="en-US" w:eastAsia="zh-CN"/>
@@ -3124,19 +3002,12 @@
         <w:jc w:val="left"/>
         <w:textAlignment w:val="center"/>
         <w:rPr>
-          <w:rFonts w:hint="eastAsia" w:ascii="Times New Roman" w:hAnsi="Times New Roman" w:cs="Times New Roman"/>
-          <w:lang w:val="en-US" w:eastAsia="zh-CN"/>
-        </w:rPr>
-      </w:pPr>
-      <w:r>
-        <w:rPr>
           <w:rFonts w:hint="eastAsia" w:ascii="Times New Roman" w:hAnsi="Times New Roman" w:eastAsia="宋体" w:cs="Times New Roman"/>
           <w:b/>
           <w:color w:val="0070C0"/>
           <w:lang w:val="en-US" w:eastAsia="zh-CN"/>
         </w:rPr>
-        <w:t>例2-2022新高考一卷</w:t>
-      </w:r>
+      </w:pPr>
     </w:p>
     <w:p>
       <w:pPr>
@@ -3148,6 +3019,15 @@
           <w:lang w:val="en-US" w:eastAsia="zh-CN"/>
         </w:rPr>
       </w:pPr>
+      <w:r>
+        <w:rPr>
+          <w:rFonts w:hint="eastAsia" w:ascii="Times New Roman" w:hAnsi="Times New Roman" w:eastAsia="宋体" w:cs="Times New Roman"/>
+          <w:b/>
+          <w:color w:val="0070C0"/>
+          <w:lang w:val="en-US" w:eastAsia="zh-CN"/>
+        </w:rPr>
+        <w:t>例2</w:t>
+      </w:r>
       <w:r>
         <w:rPr>
           <w:rFonts w:hint="eastAsia" w:ascii="Times New Roman" w:hAnsi="Times New Roman" w:cs="Times New Roman"/>
@@ -3172,7 +3052,6 @@
         <m:sSup>
           <m:sSupPr>
             <m:ctrlPr>
-              <m:rPr/>
               <w:rPr>
                 <w:rFonts w:hint="default" w:ascii="DejaVu Math TeX Gyre" w:hAnsi="DejaVu Math TeX Gyre" w:cs="Times New Roman"/>
                 <w:kern w:val="2"/>
@@ -3197,7 +3076,6 @@
               <m:t>e</m:t>
             </m:r>
             <m:ctrlPr>
-              <m:rPr/>
               <w:rPr>
                 <w:rFonts w:hint="default" w:ascii="DejaVu Math TeX Gyre" w:hAnsi="DejaVu Math TeX Gyre" w:cs="Times New Roman"/>
                 <w:kern w:val="2"/>
@@ -3222,7 +3100,6 @@
               <m:t>0.1</m:t>
             </m:r>
             <m:ctrlPr>
-              <m:rPr/>
               <w:rPr>
                 <w:rFonts w:hint="default" w:ascii="DejaVu Math TeX Gyre" w:hAnsi="DejaVu Math TeX Gyre" w:cs="Times New Roman"/>
                 <w:kern w:val="2"/>
@@ -3235,7 +3112,6 @@
         </m:sSup>
       </m:oMath>
       <w:r>
-        <m:rPr/>
         <w:rPr>
           <w:rFonts w:hint="default" w:hAnsi="DejaVu Math TeX Gyre" w:cs="Times New Roman"/>
           <w:i w:val="0"/>
@@ -3277,7 +3153,6 @@
         <m:f>
           <m:fPr>
             <m:ctrlPr>
-              <m:rPr/>
               <w:rPr>
                 <w:rFonts w:hint="default" w:ascii="DejaVu Math TeX Gyre" w:hAnsi="DejaVu Math TeX Gyre" w:cs="Times New Roman"/>
                 <w:kern w:val="2"/>
@@ -3302,7 +3177,6 @@
               <m:t>1</m:t>
             </m:r>
             <m:ctrlPr>
-              <m:rPr/>
               <w:rPr>
                 <w:rFonts w:hint="default" w:ascii="DejaVu Math TeX Gyre" w:hAnsi="DejaVu Math TeX Gyre" w:cs="Times New Roman"/>
                 <w:kern w:val="2"/>
@@ -3327,7 +3201,6 @@
               <m:t>9</m:t>
             </m:r>
             <m:ctrlPr>
-              <m:rPr/>
               <w:rPr>
                 <w:rFonts w:hint="default" w:ascii="DejaVu Math TeX Gyre" w:hAnsi="DejaVu Math TeX Gyre" w:cs="Times New Roman"/>
                 <w:kern w:val="2"/>
@@ -3340,7 +3213,6 @@
         </m:f>
       </m:oMath>
       <w:r>
-        <m:rPr/>
         <w:rPr>
           <w:rFonts w:hint="default" w:hAnsi="DejaVu Math TeX Gyre" w:cs="Times New Roman"/>
           <w:i w:val="0"/>
@@ -3537,6 +3409,17 @@
           <w:lang w:val="en-US" w:eastAsia="zh-CN"/>
         </w:rPr>
       </w:pPr>
+    </w:p>
+    <w:p>
+      <w:pPr>
+        <w:spacing w:line="360" w:lineRule="auto"/>
+        <w:jc w:val="left"/>
+        <w:textAlignment w:val="center"/>
+        <w:rPr>
+          <w:rFonts w:hint="eastAsia" w:ascii="Times New Roman" w:hAnsi="Times New Roman" w:cs="Times New Roman"/>
+          <w:lang w:val="en-US" w:eastAsia="zh-CN"/>
+        </w:rPr>
+      </w:pPr>
       <w:r>
         <w:rPr>
           <w:rFonts w:hint="eastAsia" w:ascii="Times New Roman" w:hAnsi="Times New Roman" w:eastAsia="宋体" w:cs="Times New Roman"/>
@@ -3544,21 +3427,9 @@
           <w:color w:val="0070C0"/>
           <w:lang w:val="en-US" w:eastAsia="zh-CN"/>
         </w:rPr>
-        <w:t>例3-2023浙江月考</w:t>
-      </w:r>
-    </w:p>
-    <w:p>
-      <w:pPr>
-        <w:spacing w:line="360" w:lineRule="auto"/>
-        <w:jc w:val="left"/>
-        <w:textAlignment w:val="center"/>
-        <w:rPr>
-          <w:rFonts w:hint="eastAsia" w:ascii="Times New Roman" w:hAnsi="Times New Roman" w:cs="Times New Roman"/>
-          <w:lang w:val="en-US" w:eastAsia="zh-CN"/>
-        </w:rPr>
-      </w:pPr>
-      <w:r>
-        <m:rPr/>
+        <w:t>例3</w:t>
+      </w:r>
+      <w:r>
         <w:rPr>
           <w:rFonts w:hint="eastAsia" w:hAnsi="DejaVu Math TeX Gyre" w:cs="Times New Roman"/>
           <w:b w:val="0"/>
@@ -3776,7 +3647,6 @@
         <m:f>
           <m:fPr>
             <m:ctrlPr>
-              <m:rPr/>
               <w:rPr>
                 <w:rFonts w:hint="default" w:ascii="DejaVu Math TeX Gyre" w:hAnsi="DejaVu Math TeX Gyre" w:cs="Times New Roman"/>
                 <w:b w:val="0"/>
@@ -3803,7 +3673,6 @@
               <m:t>1</m:t>
             </m:r>
             <m:ctrlPr>
-              <m:rPr/>
               <w:rPr>
                 <w:rFonts w:hint="default" w:ascii="DejaVu Math TeX Gyre" w:hAnsi="DejaVu Math TeX Gyre" w:cs="Times New Roman"/>
                 <w:b w:val="0"/>
@@ -3830,7 +3699,6 @@
               <m:t>e</m:t>
             </m:r>
             <m:ctrlPr>
-              <m:rPr/>
               <w:rPr>
                 <w:rFonts w:hint="default" w:ascii="DejaVu Math TeX Gyre" w:hAnsi="DejaVu Math TeX Gyre" w:cs="Times New Roman"/>
                 <w:b w:val="0"/>
@@ -3859,7 +3727,6 @@
         <m:f>
           <m:fPr>
             <m:ctrlPr>
-              <m:rPr/>
               <w:rPr>
                 <w:rFonts w:hint="default" w:ascii="DejaVu Math TeX Gyre" w:hAnsi="DejaVu Math TeX Gyre" w:cs="Times New Roman"/>
                 <w:b w:val="0"/>
@@ -3886,7 +3753,6 @@
               <m:t>1</m:t>
             </m:r>
             <m:ctrlPr>
-              <m:rPr/>
               <w:rPr>
                 <w:rFonts w:hint="default" w:ascii="DejaVu Math TeX Gyre" w:hAnsi="DejaVu Math TeX Gyre" w:cs="Times New Roman"/>
                 <w:b w:val="0"/>
@@ -3913,7 +3779,6 @@
               <m:t>e</m:t>
             </m:r>
             <m:ctrlPr>
-              <m:rPr/>
               <w:rPr>
                 <w:rFonts w:hint="default" w:ascii="DejaVu Math TeX Gyre" w:hAnsi="DejaVu Math TeX Gyre" w:cs="Times New Roman"/>
                 <w:b w:val="0"/>
@@ -3928,7 +3793,6 @@
         </m:f>
       </m:oMath>
       <w:r>
-        <m:rPr/>
         <w:rPr>
           <w:rFonts w:hint="default" w:hAnsi="DejaVu Math TeX Gyre" w:cs="Times New Roman"/>
           <w:b w:val="0"/>
@@ -3980,6 +3844,17 @@
         </w:rPr>
         <w:t>a&gt;b&gt;c        B.a&gt;c&gt;b         C.b&gt;c&gt;a          D.b&gt;a&gt;c</w:t>
       </w:r>
+    </w:p>
+    <w:p>
+      <w:pPr>
+        <w:spacing w:line="360" w:lineRule="auto"/>
+        <w:jc w:val="left"/>
+        <w:textAlignment w:val="center"/>
+        <w:rPr>
+          <w:rFonts w:hint="default" w:ascii="Times New Roman" w:hAnsi="Times New Roman" w:cs="Times New Roman"/>
+          <w:lang w:val="en-US" w:eastAsia="zh-CN"/>
+        </w:rPr>
+      </w:pPr>
     </w:p>
     <w:p>
       <w:pPr>
@@ -4140,9 +4015,7 @@
         <w:jc w:val="left"/>
         <w:textAlignment w:val="center"/>
         <w:rPr>
-          <w:rFonts w:hint="default" w:ascii="Times New Roman" w:hAnsi="Times New Roman" w:eastAsia="宋体" w:cs="Times New Roman"/>
-          <w:b/>
-          <w:color w:val="0070C0"/>
+          <w:rFonts w:hint="default" w:ascii="Times New Roman" w:hAnsi="Times New Roman" w:cs="Times New Roman"/>
           <w:lang w:val="en-US" w:eastAsia="zh-CN"/>
         </w:rPr>
       </w:pPr>
@@ -4155,35 +4028,6 @@
         </w:rPr>
         <w:t>例1</w:t>
       </w:r>
-      <w:r>
-        <w:rPr>
-          <w:rFonts w:hint="default" w:ascii="Times New Roman" w:hAnsi="Times New Roman" w:eastAsia="宋体" w:cs="Times New Roman"/>
-          <w:b/>
-          <w:color w:val="0070C0"/>
-          <w:lang w:val="en-US" w:eastAsia="zh-CN"/>
-        </w:rPr>
-        <w:t>-2020</w:t>
-      </w:r>
-      <w:r>
-        <w:rPr>
-          <w:rFonts w:hint="eastAsia" w:ascii="Times New Roman" w:hAnsi="Times New Roman" w:eastAsia="宋体" w:cs="Times New Roman"/>
-          <w:b/>
-          <w:color w:val="0070C0"/>
-          <w:lang w:val="en-US" w:eastAsia="zh-CN"/>
-        </w:rPr>
-        <w:t>浙江模拟</w:t>
-      </w:r>
-    </w:p>
-    <w:p>
-      <w:pPr>
-        <w:spacing w:line="360" w:lineRule="auto"/>
-        <w:jc w:val="left"/>
-        <w:textAlignment w:val="center"/>
-        <w:rPr>
-          <w:rFonts w:hint="default" w:ascii="Times New Roman" w:hAnsi="Times New Roman" w:cs="Times New Roman"/>
-          <w:lang w:val="en-US" w:eastAsia="zh-CN"/>
-        </w:rPr>
-      </w:pPr>
       <w:r>
         <w:rPr>
           <w:rFonts w:hint="eastAsia" w:ascii="Times New Roman" w:hAnsi="Times New Roman" w:cs="Times New Roman"/>
@@ -4210,7 +4054,6 @@
             <m:begChr m:val="{"/>
             <m:endChr m:val=""/>
             <m:ctrlPr>
-              <m:rPr/>
               <w:rPr>
                 <w:rFonts w:hint="default" w:ascii="DejaVu Math TeX Gyre" w:hAnsi="DejaVu Math TeX Gyre" w:cs="Times New Roman"/>
                 <w:kern w:val="2"/>
@@ -4224,7 +4067,6 @@
             <m:eqArr>
               <m:eqArrPr>
                 <m:ctrlPr>
-                  <m:rPr/>
                   <w:rPr>
                     <w:rFonts w:hint="default" w:ascii="DejaVu Math TeX Gyre" w:hAnsi="DejaVu Math TeX Gyre" w:cs="Times New Roman"/>
                     <w:kern w:val="2"/>
@@ -4251,7 +4093,6 @@
                 <m:sSup>
                   <m:sSupPr>
                     <m:ctrlPr>
-                      <m:rPr/>
                       <w:rPr>
                         <w:rFonts w:hint="default" w:ascii="DejaVu Math TeX Gyre" w:hAnsi="DejaVu Math TeX Gyre" w:cs="Times New Roman"/>
                         <w:kern w:val="2"/>
@@ -4274,7 +4115,6 @@
                       <m:t>x</m:t>
                     </m:r>
                     <m:ctrlPr>
-                      <m:rPr/>
                       <w:rPr>
                         <w:rFonts w:hint="default" w:ascii="DejaVu Math TeX Gyre" w:hAnsi="DejaVu Math TeX Gyre" w:cs="Times New Roman"/>
                         <w:kern w:val="2"/>
@@ -4297,7 +4137,6 @@
                       <m:t>2</m:t>
                     </m:r>
                     <m:ctrlPr>
-                      <m:rPr/>
                       <w:rPr>
                         <w:rFonts w:hint="default" w:ascii="DejaVu Math TeX Gyre" w:hAnsi="DejaVu Math TeX Gyre" w:cs="Times New Roman"/>
                         <w:kern w:val="2"/>
@@ -4322,7 +4161,6 @@
                   <m:t>lnx,      x&gt;0</m:t>
                 </m:r>
                 <m:ctrlPr>
-                  <m:rPr/>
                   <w:rPr>
                     <w:rFonts w:hint="default" w:ascii="DejaVu Math TeX Gyre" w:hAnsi="DejaVu Math TeX Gyre" w:cs="Times New Roman"/>
                     <w:kern w:val="2"/>
@@ -4349,7 +4187,6 @@
                 <m:sSup>
                   <m:sSupPr>
                     <m:ctrlPr>
-                      <m:rPr/>
                       <w:rPr>
                         <w:rFonts w:hint="default" w:ascii="DejaVu Math TeX Gyre" w:hAnsi="DejaVu Math TeX Gyre" w:cs="Times New Roman"/>
                         <w:kern w:val="2"/>
@@ -4372,7 +4209,6 @@
                       <m:t>x</m:t>
                     </m:r>
                     <m:ctrlPr>
-                      <m:rPr/>
                       <w:rPr>
                         <w:rFonts w:hint="default" w:ascii="DejaVu Math TeX Gyre" w:hAnsi="DejaVu Math TeX Gyre" w:cs="Times New Roman"/>
                         <w:kern w:val="2"/>
@@ -4397,7 +4233,6 @@
                       <m:t>3</m:t>
                     </m:r>
                     <m:ctrlPr>
-                      <m:rPr/>
                       <w:rPr>
                         <w:rFonts w:hint="default" w:ascii="DejaVu Math TeX Gyre" w:hAnsi="DejaVu Math TeX Gyre" w:cs="Times New Roman"/>
                         <w:kern w:val="2"/>
@@ -4424,7 +4259,6 @@
                 <m:sSup>
                   <m:sSupPr>
                     <m:ctrlPr>
-                      <m:rPr/>
                       <w:rPr>
                         <w:rFonts w:hint="default" w:ascii="DejaVu Math TeX Gyre" w:hAnsi="DejaVu Math TeX Gyre" w:cs="Times New Roman"/>
                         <w:kern w:val="2"/>
@@ -4447,7 +4281,6 @@
                       <m:t>x</m:t>
                     </m:r>
                     <m:ctrlPr>
-                      <m:rPr/>
                       <w:rPr>
                         <w:rFonts w:hint="default" w:ascii="DejaVu Math TeX Gyre" w:hAnsi="DejaVu Math TeX Gyre" w:cs="Times New Roman"/>
                         <w:kern w:val="2"/>
@@ -4470,7 +4303,6 @@
                       <m:t>2</m:t>
                     </m:r>
                     <m:ctrlPr>
-                      <m:rPr/>
                       <w:rPr>
                         <w:rFonts w:hint="default" w:ascii="DejaVu Math TeX Gyre" w:hAnsi="DejaVu Math TeX Gyre" w:cs="Times New Roman"/>
                         <w:kern w:val="2"/>
@@ -4521,7 +4353,6 @@
                   <m:t>0</m:t>
                 </m:r>
                 <m:ctrlPr>
-                  <m:rPr/>
                   <w:rPr>
                     <w:rFonts w:hint="default" w:ascii="DejaVu Math TeX Gyre" w:hAnsi="DejaVu Math TeX Gyre" w:cs="Times New Roman"/>
                     <w:kern w:val="2"/>
@@ -4533,7 +4364,6 @@
               </m:e>
             </m:eqArr>
             <m:ctrlPr>
-              <m:rPr/>
               <w:rPr>
                 <w:rFonts w:hint="default" w:ascii="DejaVu Math TeX Gyre" w:hAnsi="DejaVu Math TeX Gyre" w:cs="Times New Roman"/>
                 <w:kern w:val="2"/>
@@ -4757,50 +4587,28 @@
         <w:jc w:val="left"/>
         <w:textAlignment w:val="center"/>
         <w:rPr>
+          <w:rFonts w:hint="eastAsia" w:ascii="Times New Roman" w:hAnsi="Times New Roman" w:cs="Times New Roman"/>
+          <w:lang w:val="en-US" w:eastAsia="zh-CN"/>
+        </w:rPr>
+      </w:pPr>
+      <w:r>
+        <w:rPr>
+          <w:rFonts w:hint="eastAsia" w:ascii="Times New Roman" w:hAnsi="Times New Roman" w:eastAsia="宋体" w:cs="Times New Roman"/>
+          <w:b/>
+          <w:color w:val="0070C0"/>
+          <w:lang w:val="en-US" w:eastAsia="zh-CN"/>
+        </w:rPr>
+        <w:t>例</w:t>
+      </w:r>
+      <w:r>
+        <w:rPr>
           <w:rFonts w:hint="default" w:ascii="Times New Roman" w:hAnsi="Times New Roman" w:eastAsia="宋体" w:cs="Times New Roman"/>
           <w:b/>
           <w:color w:val="0070C0"/>
           <w:lang w:val="en-US" w:eastAsia="zh-CN"/>
         </w:rPr>
-      </w:pPr>
-      <w:r>
-        <w:rPr>
-          <w:rFonts w:hint="eastAsia" w:ascii="Times New Roman" w:hAnsi="Times New Roman" w:eastAsia="宋体" w:cs="Times New Roman"/>
-          <w:b/>
-          <w:color w:val="0070C0"/>
-          <w:lang w:val="en-US" w:eastAsia="zh-CN"/>
-        </w:rPr>
-        <w:t>例</w:t>
-      </w:r>
-      <w:r>
-        <w:rPr>
-          <w:rFonts w:hint="default" w:ascii="Times New Roman" w:hAnsi="Times New Roman" w:eastAsia="宋体" w:cs="Times New Roman"/>
-          <w:b/>
-          <w:color w:val="0070C0"/>
-          <w:lang w:val="en-US" w:eastAsia="zh-CN"/>
-        </w:rPr>
-        <w:t>2-20</w:t>
-      </w:r>
-      <w:r>
-        <w:rPr>
-          <w:rFonts w:hint="eastAsia" w:ascii="Times New Roman" w:hAnsi="Times New Roman" w:eastAsia="宋体" w:cs="Times New Roman"/>
-          <w:b/>
-          <w:color w:val="0070C0"/>
-          <w:lang w:val="en-US" w:eastAsia="zh-CN"/>
-        </w:rPr>
-        <w:t>19四川石室中学一诊</w:t>
-      </w:r>
-    </w:p>
-    <w:p>
-      <w:pPr>
-        <w:spacing w:line="360" w:lineRule="auto"/>
-        <w:jc w:val="left"/>
-        <w:textAlignment w:val="center"/>
-        <w:rPr>
-          <w:rFonts w:hint="eastAsia" w:ascii="Times New Roman" w:hAnsi="Times New Roman" w:cs="Times New Roman"/>
-          <w:lang w:val="en-US" w:eastAsia="zh-CN"/>
-        </w:rPr>
-      </w:pPr>
+        <w:t>2</w:t>
+      </w:r>
       <w:r>
         <w:rPr>
           <w:rFonts w:hint="eastAsia" w:ascii="Times New Roman" w:hAnsi="Times New Roman" w:cs="Times New Roman"/>
@@ -4825,7 +4633,6 @@
         <m:sSup>
           <m:sSupPr>
             <m:ctrlPr>
-              <m:rPr/>
               <w:rPr>
                 <w:rFonts w:hint="default" w:ascii="DejaVu Math TeX Gyre" w:hAnsi="DejaVu Math TeX Gyre" w:cs="Times New Roman"/>
                 <w:kern w:val="2"/>
@@ -4848,7 +4655,6 @@
               <m:t>x</m:t>
             </m:r>
             <m:ctrlPr>
-              <m:rPr/>
               <w:rPr>
                 <w:rFonts w:hint="default" w:ascii="DejaVu Math TeX Gyre" w:hAnsi="DejaVu Math TeX Gyre" w:cs="Times New Roman"/>
                 <w:kern w:val="2"/>
@@ -4871,7 +4677,6 @@
               <m:t>2</m:t>
             </m:r>
             <m:ctrlPr>
-              <m:rPr/>
               <w:rPr>
                 <w:rFonts w:hint="default" w:ascii="DejaVu Math TeX Gyre" w:hAnsi="DejaVu Math TeX Gyre" w:cs="Times New Roman"/>
                 <w:kern w:val="2"/>
@@ -4920,7 +4725,6 @@
         <m:f>
           <m:fPr>
             <m:ctrlPr>
-              <m:rPr/>
               <w:rPr>
                 <w:rFonts w:hint="default" w:ascii="DejaVu Math TeX Gyre" w:hAnsi="DejaVu Math TeX Gyre" w:cs="Times New Roman"/>
                 <w:kern w:val="2"/>
@@ -4934,7 +4738,6 @@
             <m:sSup>
               <m:sSupPr>
                 <m:ctrlPr>
-                  <m:rPr/>
                   <w:rPr>
                     <w:rFonts w:hint="default" w:ascii="DejaVu Math TeX Gyre" w:hAnsi="DejaVu Math TeX Gyre" w:cs="Times New Roman"/>
                     <w:kern w:val="2"/>
@@ -4957,7 +4760,6 @@
                   <m:t>x</m:t>
                 </m:r>
                 <m:ctrlPr>
-                  <m:rPr/>
                   <w:rPr>
                     <w:rFonts w:hint="default" w:ascii="DejaVu Math TeX Gyre" w:hAnsi="DejaVu Math TeX Gyre" w:cs="Times New Roman"/>
                     <w:kern w:val="2"/>
@@ -4980,7 +4782,6 @@
                   <m:t>2</m:t>
                 </m:r>
                 <m:ctrlPr>
-                  <m:rPr/>
                   <w:rPr>
                     <w:rFonts w:hint="default" w:ascii="DejaVu Math TeX Gyre" w:hAnsi="DejaVu Math TeX Gyre" w:cs="Times New Roman"/>
                     <w:kern w:val="2"/>
@@ -5005,7 +4806,6 @@
               <m:t>+4x+1</m:t>
             </m:r>
             <m:ctrlPr>
-              <m:rPr/>
               <w:rPr>
                 <w:rFonts w:hint="default" w:ascii="DejaVu Math TeX Gyre" w:hAnsi="DejaVu Math TeX Gyre" w:cs="Times New Roman"/>
                 <w:kern w:val="2"/>
@@ -5019,7 +4819,6 @@
             <m:sSup>
               <m:sSupPr>
                 <m:ctrlPr>
-                  <m:rPr/>
                   <w:rPr>
                     <w:rFonts w:hint="default" w:ascii="DejaVu Math TeX Gyre" w:hAnsi="DejaVu Math TeX Gyre" w:cs="Times New Roman"/>
                     <w:kern w:val="2"/>
@@ -5044,7 +4843,6 @@
                   <m:t>e</m:t>
                 </m:r>
                 <m:ctrlPr>
-                  <m:rPr/>
                   <w:rPr>
                     <w:rFonts w:hint="default" w:ascii="DejaVu Math TeX Gyre" w:hAnsi="DejaVu Math TeX Gyre" w:cs="Times New Roman"/>
                     <w:kern w:val="2"/>
@@ -5069,7 +4867,6 @@
                   <m:t>x</m:t>
                 </m:r>
                 <m:ctrlPr>
-                  <m:rPr/>
                   <w:rPr>
                     <w:rFonts w:hint="default" w:ascii="DejaVu Math TeX Gyre" w:hAnsi="DejaVu Math TeX Gyre" w:cs="Times New Roman"/>
                     <w:kern w:val="2"/>
@@ -5081,7 +4878,6 @@
               </m:sup>
             </m:sSup>
             <m:ctrlPr>
-              <m:rPr/>
               <w:rPr>
                 <w:rFonts w:hint="default" w:ascii="DejaVu Math TeX Gyre" w:hAnsi="DejaVu Math TeX Gyre" w:cs="Times New Roman"/>
                 <w:kern w:val="2"/>
@@ -5316,6 +5112,30 @@
           <w:lang w:val="en-US" w:eastAsia="zh-CN"/>
         </w:rPr>
       </w:pPr>
+    </w:p>
+    <w:p>
+      <w:pPr>
+        <w:spacing w:line="360" w:lineRule="auto"/>
+        <w:jc w:val="left"/>
+        <w:textAlignment w:val="center"/>
+        <w:rPr>
+          <w:rFonts w:hint="default" w:ascii="Times New Roman" w:hAnsi="Times New Roman" w:cs="Times New Roman"/>
+          <w:lang w:val="en-US" w:eastAsia="zh-CN"/>
+        </w:rPr>
+      </w:pPr>
+    </w:p>
+    <w:p>
+      <w:pPr>
+        <w:spacing w:line="360" w:lineRule="auto"/>
+        <w:jc w:val="left"/>
+        <w:textAlignment w:val="center"/>
+        <w:rPr>
+          <w:rFonts w:hint="default" w:ascii="Times New Roman" w:hAnsi="Times New Roman" w:cs="Times New Roman"/>
+          <w:lang w:val="en-US" w:eastAsia="zh-CN"/>
+        </w:rPr>
+      </w:pPr>
+      <w:bookmarkStart w:id="0" w:name="_GoBack"/>
+      <w:bookmarkEnd w:id="0"/>
     </w:p>
     <w:p>
       <w:pPr>
@@ -5425,7 +5245,6 @@
         <m:sSup>
           <m:sSupPr>
             <m:ctrlPr>
-              <m:rPr/>
               <w:rPr>
                 <w:rFonts w:hint="default" w:ascii="DejaVu Math TeX Gyre" w:hAnsi="DejaVu Math TeX Gyre" w:cs="Times New Roman"/>
                 <w:kern w:val="2"/>
@@ -5450,7 +5269,6 @@
               <m:t>e</m:t>
             </m:r>
             <m:ctrlPr>
-              <m:rPr/>
               <w:rPr>
                 <w:rFonts w:hint="default" w:ascii="DejaVu Math TeX Gyre" w:hAnsi="DejaVu Math TeX Gyre" w:cs="Times New Roman"/>
                 <w:kern w:val="2"/>
@@ -5475,7 +5293,6 @@
               <m:t>x</m:t>
             </m:r>
             <m:ctrlPr>
-              <m:rPr/>
               <w:rPr>
                 <w:rFonts w:hint="default" w:ascii="DejaVu Math TeX Gyre" w:hAnsi="DejaVu Math TeX Gyre" w:cs="Times New Roman"/>
                 <w:kern w:val="2"/>
@@ -5514,7 +5331,6 @@
         </m:r>
       </m:oMath>
       <w:r>
-        <m:rPr/>
         <w:rPr>
           <w:rFonts w:hint="eastAsia" w:hAnsi="DejaVu Math TeX Gyre" w:cs="Times New Roman"/>
           <w:i w:val="0"/>
@@ -5611,7 +5427,6 @@
         <w:spacing w:line="360" w:lineRule="auto"/>
         <w:jc w:val="left"/>
         <w:textAlignment w:val="center"/>
-        <m:rPr/>
         <w:rPr>
           <w:rFonts w:hint="eastAsia" w:hAnsi="DejaVu Math TeX Gyre" w:cs="Times New Roman"/>
           <w:b w:val="0"/>
@@ -5695,7 +5510,6 @@
         <m:sSup>
           <m:sSupPr>
             <m:ctrlPr>
-              <m:rPr/>
               <w:rPr>
                 <w:rFonts w:hint="default" w:ascii="DejaVu Math TeX Gyre" w:hAnsi="DejaVu Math TeX Gyre" w:cs="Times New Roman"/>
                 <w:kern w:val="2"/>
@@ -5720,7 +5534,6 @@
               <m:t>a</m:t>
             </m:r>
             <m:ctrlPr>
-              <m:rPr/>
               <w:rPr>
                 <w:rFonts w:hint="default" w:ascii="DejaVu Math TeX Gyre" w:hAnsi="DejaVu Math TeX Gyre" w:cs="Times New Roman"/>
                 <w:kern w:val="2"/>
@@ -5745,7 +5558,6 @@
               <m:t>x</m:t>
             </m:r>
             <m:ctrlPr>
-              <m:rPr/>
               <w:rPr>
                 <w:rFonts w:hint="default" w:ascii="DejaVu Math TeX Gyre" w:hAnsi="DejaVu Math TeX Gyre" w:cs="Times New Roman"/>
                 <w:kern w:val="2"/>
@@ -5772,7 +5584,6 @@
         <m:sSup>
           <m:sSupPr>
             <m:ctrlPr>
-              <m:rPr/>
               <w:rPr>
                 <w:rFonts w:hint="default" w:ascii="DejaVu Math TeX Gyre" w:hAnsi="DejaVu Math TeX Gyre" w:cs="Times New Roman"/>
                 <w:kern w:val="2"/>
@@ -5797,7 +5608,6 @@
               <m:t>(1+a)</m:t>
             </m:r>
             <m:ctrlPr>
-              <m:rPr/>
               <w:rPr>
                 <w:rFonts w:hint="default" w:ascii="DejaVu Math TeX Gyre" w:hAnsi="DejaVu Math TeX Gyre" w:cs="Times New Roman"/>
                 <w:kern w:val="2"/>
@@ -5822,7 +5632,6 @@
               <m:t>x</m:t>
             </m:r>
             <m:ctrlPr>
-              <m:rPr/>
               <w:rPr>
                 <w:rFonts w:hint="default" w:ascii="DejaVu Math TeX Gyre" w:hAnsi="DejaVu Math TeX Gyre" w:cs="Times New Roman"/>
                 <w:kern w:val="2"/>
@@ -5886,7 +5695,6 @@
         </m:r>
       </m:oMath>
       <w:r>
-        <m:rPr/>
         <w:rPr>
           <w:rFonts w:hint="eastAsia" w:hAnsi="DejaVu Math TeX Gyre" w:cs="Times New Roman"/>
           <w:b w:val="0"/>
@@ -5904,7 +5712,6 @@
         <w:spacing w:line="360" w:lineRule="auto"/>
         <w:jc w:val="left"/>
         <w:textAlignment w:val="center"/>
-        <m:rPr/>
         <w:rPr>
           <w:rFonts w:hint="eastAsia" w:hAnsi="DejaVu Math TeX Gyre" w:cs="Times New Roman"/>
           <w:b w:val="0"/>
@@ -5921,7 +5728,6 @@
         <w:spacing w:line="360" w:lineRule="auto"/>
         <w:jc w:val="left"/>
         <w:textAlignment w:val="center"/>
-        <m:rPr/>
         <w:rPr>
           <w:rFonts w:hint="eastAsia" w:hAnsi="DejaVu Math TeX Gyre" w:cs="Times New Roman"/>
           <w:b w:val="0"/>
@@ -5938,7 +5744,6 @@
         <w:spacing w:line="360" w:lineRule="auto"/>
         <w:jc w:val="left"/>
         <w:textAlignment w:val="center"/>
-        <m:rPr/>
         <w:rPr>
           <w:rFonts w:hint="default" w:hAnsi="DejaVu Math TeX Gyre" w:cs="Times New Roman"/>
           <w:b w:val="0"/>
@@ -5991,7 +5796,6 @@
         <m:f>
           <m:fPr>
             <m:ctrlPr>
-              <m:rPr/>
               <w:rPr>
                 <w:rFonts w:hint="default" w:ascii="DejaVu Math TeX Gyre" w:hAnsi="DejaVu Math TeX Gyre" w:cs="Times New Roman"/>
                 <w:kern w:val="2"/>
@@ -6016,7 +5820,6 @@
               <m:t>1</m:t>
             </m:r>
             <m:ctrlPr>
-              <m:rPr/>
               <w:rPr>
                 <w:rFonts w:hint="default" w:ascii="DejaVu Math TeX Gyre" w:hAnsi="DejaVu Math TeX Gyre" w:cs="Times New Roman"/>
                 <w:kern w:val="2"/>
@@ -6041,7 +5844,6 @@
               <m:t>x</m:t>
             </m:r>
             <m:ctrlPr>
-              <m:rPr/>
               <w:rPr>
                 <w:rFonts w:hint="default" w:ascii="DejaVu Math TeX Gyre" w:hAnsi="DejaVu Math TeX Gyre" w:cs="Times New Roman"/>
                 <w:kern w:val="2"/>
@@ -6206,7 +6008,6 @@
         <w:spacing w:line="360" w:lineRule="auto"/>
         <w:jc w:val="left"/>
         <w:textAlignment w:val="center"/>
-        <m:rPr/>
         <w:rPr>
           <w:rFonts w:hint="default" w:hAnsi="DejaVu Math TeX Gyre" w:cs="Times New Roman"/>
           <w:b w:val="0"/>
@@ -6223,7 +6024,6 @@
         <w:spacing w:line="360" w:lineRule="auto"/>
         <w:jc w:val="left"/>
         <w:textAlignment w:val="center"/>
-        <m:rPr/>
         <w:rPr>
           <w:rFonts w:hint="default" w:hAnsi="DejaVu Math TeX Gyre" w:cs="Times New Roman"/>
           <w:b w:val="0"/>
@@ -7084,6 +6884,7 @@
           </m:sub>
         </m:sSub>
         <m:r>
+          <m:rPr/>
           <w:rPr>
             <w:rFonts w:hint="default" w:ascii="DejaVu Math TeX Gyre" w:hAnsi="DejaVu Math TeX Gyre" w:cs="DejaVu Math TeX Gyre"/>
             <w:lang w:val="en-US"/>
@@ -7250,7 +7051,6 @@
             <m:sSub>
               <m:sSubPr>
                 <m:ctrlPr>
-                  <m:rPr/>
                   <w:rPr>
                     <w:rFonts w:hint="default" w:ascii="DejaVu Math TeX Gyre" w:hAnsi="DejaVu Math TeX Gyre" w:cs="Times New Roman"/>
                     <w:i/>
@@ -7268,7 +7068,6 @@
                   <m:t>x</m:t>
                 </m:r>
                 <m:ctrlPr>
-                  <m:rPr/>
                   <w:rPr>
                     <w:rFonts w:hint="default" w:ascii="DejaVu Math TeX Gyre" w:hAnsi="DejaVu Math TeX Gyre" w:cs="Times New Roman"/>
                     <w:i/>
@@ -7286,7 +7085,6 @@
                   <m:t>1</m:t>
                 </m:r>
                 <m:ctrlPr>
-                  <m:rPr/>
                   <w:rPr>
                     <w:rFonts w:hint="default" w:ascii="DejaVu Math TeX Gyre" w:hAnsi="DejaVu Math TeX Gyre" w:cs="Times New Roman"/>
                     <w:i/>
@@ -7306,7 +7104,6 @@
             <m:sSub>
               <m:sSubPr>
                 <m:ctrlPr>
-                  <m:rPr/>
                   <w:rPr>
                     <w:rFonts w:hint="default" w:ascii="DejaVu Math TeX Gyre" w:hAnsi="DejaVu Math TeX Gyre" w:cs="Times New Roman"/>
                     <w:i/>
@@ -7324,7 +7121,6 @@
                   <m:t>x</m:t>
                 </m:r>
                 <m:ctrlPr>
-                  <m:rPr/>
                   <w:rPr>
                     <w:rFonts w:hint="default" w:ascii="DejaVu Math TeX Gyre" w:hAnsi="DejaVu Math TeX Gyre" w:cs="Times New Roman"/>
                     <w:i/>
@@ -7342,7 +7138,6 @@
                   <m:t>2</m:t>
                 </m:r>
                 <m:ctrlPr>
-                  <m:rPr/>
                   <w:rPr>
                     <w:rFonts w:hint="default" w:ascii="DejaVu Math TeX Gyre" w:hAnsi="DejaVu Math TeX Gyre" w:cs="Times New Roman"/>
                     <w:i/>
@@ -7424,7 +7219,6 @@
             <m:sSub>
               <m:sSubPr>
                 <m:ctrlPr>
-                  <m:rPr/>
                   <w:rPr>
                     <w:rFonts w:hint="default" w:ascii="DejaVu Math TeX Gyre" w:hAnsi="DejaVu Math TeX Gyre" w:cs="Times New Roman"/>
                     <w:i/>
@@ -7442,7 +7236,6 @@
                   <m:t>x</m:t>
                 </m:r>
                 <m:ctrlPr>
-                  <m:rPr/>
                   <w:rPr>
                     <w:rFonts w:hint="default" w:ascii="DejaVu Math TeX Gyre" w:hAnsi="DejaVu Math TeX Gyre" w:cs="Times New Roman"/>
                     <w:i/>
@@ -7460,7 +7253,6 @@
                   <m:t>2</m:t>
                 </m:r>
                 <m:ctrlPr>
-                  <m:rPr/>
                   <w:rPr>
                     <w:rFonts w:hint="default" w:ascii="DejaVu Math TeX Gyre" w:hAnsi="DejaVu Math TeX Gyre" w:cs="Times New Roman"/>
                     <w:i/>
@@ -7694,7 +7486,6 @@
         <w:spacing w:line="360" w:lineRule="auto"/>
         <w:jc w:val="left"/>
         <w:textAlignment w:val="center"/>
-        <m:rPr/>
         <w:rPr>
           <w:rFonts w:hint="default" w:ascii="Times New Roman" w:hAnsi="Times New Roman" w:cs="Times New Roman"/>
           <w:lang w:val="en-US" w:eastAsia="zh-CN"/>
@@ -7711,50 +7502,127 @@
           <w:lang w:val="en-US" w:eastAsia="zh-CN"/>
         </w:rPr>
       </w:pPr>
-      <w:r>
+    </w:p>
+    <w:p>
+      <w:pPr>
+        <w:spacing w:line="360" w:lineRule="auto"/>
+        <w:jc w:val="left"/>
+        <w:textAlignment w:val="center"/>
         <w:rPr>
           <w:rFonts w:hint="default" w:ascii="Times New Roman" w:hAnsi="Times New Roman" w:cs="Times New Roman"/>
           <w:lang w:val="en-US" w:eastAsia="zh-CN"/>
         </w:rPr>
-        <w:drawing>
-          <wp:inline distT="0" distB="0" distL="114300" distR="114300">
-            <wp:extent cx="6402070" cy="2776220"/>
-            <wp:effectExtent l="0" t="0" r="24130" b="17780"/>
-            <wp:docPr id="6" name="图片 6" descr="/private/var/folders/t0/q8m29vyj4sx9dzmkbhqmgl3m0000gn/T/com.kingsoft.wpsoffice.mac/photoeditapp/20241004174957/temp.pngtemp"/>
-            <wp:cNvGraphicFramePr>
-              <a:graphicFrameLocks xmlns:a="http://schemas.openxmlformats.org/drawingml/2006/main" noChangeAspect="1"/>
-            </wp:cNvGraphicFramePr>
-            <a:graphic xmlns:a="http://schemas.openxmlformats.org/drawingml/2006/main">
-              <a:graphicData uri="http://schemas.openxmlformats.org/drawingml/2006/picture">
-                <pic:pic xmlns:pic="http://schemas.openxmlformats.org/drawingml/2006/picture">
-                  <pic:nvPicPr>
-                    <pic:cNvPr id="6" name="图片 6" descr="/private/var/folders/t0/q8m29vyj4sx9dzmkbhqmgl3m0000gn/T/com.kingsoft.wpsoffice.mac/photoeditapp/20241004174957/temp.pngtemp"/>
-                    <pic:cNvPicPr>
-                      <a:picLocks noChangeAspect="1"/>
-                    </pic:cNvPicPr>
-                  </pic:nvPicPr>
-                  <pic:blipFill>
-                    <a:blip r:embed="rId7"/>
-                    <a:srcRect l="9935" t="19219" r="9513" b="7055"/>
-                    <a:stretch>
-                      <a:fillRect/>
-                    </a:stretch>
-                  </pic:blipFill>
-                  <pic:spPr>
-                    <a:xfrm>
-                      <a:off x="0" y="0"/>
-                      <a:ext cx="6402070" cy="2776220"/>
-                    </a:xfrm>
-                    <a:prstGeom prst="rect">
-                      <a:avLst/>
-                    </a:prstGeom>
-                  </pic:spPr>
-                </pic:pic>
-              </a:graphicData>
-            </a:graphic>
-          </wp:inline>
-        </w:drawing>
-      </w:r>
+      </w:pPr>
+    </w:p>
+    <w:p>
+      <w:pPr>
+        <w:spacing w:line="360" w:lineRule="auto"/>
+        <w:jc w:val="left"/>
+        <w:textAlignment w:val="center"/>
+        <w:rPr>
+          <w:rFonts w:hint="default" w:ascii="Times New Roman" w:hAnsi="Times New Roman" w:cs="Times New Roman"/>
+          <w:lang w:val="en-US" w:eastAsia="zh-CN"/>
+        </w:rPr>
+      </w:pPr>
+    </w:p>
+    <w:p>
+      <w:pPr>
+        <w:spacing w:line="360" w:lineRule="auto"/>
+        <w:jc w:val="left"/>
+        <w:textAlignment w:val="center"/>
+        <w:rPr>
+          <w:rFonts w:hint="default" w:ascii="Times New Roman" w:hAnsi="Times New Roman" w:cs="Times New Roman"/>
+          <w:lang w:val="en-US" w:eastAsia="zh-CN"/>
+        </w:rPr>
+      </w:pPr>
+    </w:p>
+    <w:p>
+      <w:pPr>
+        <w:spacing w:line="360" w:lineRule="auto"/>
+        <w:jc w:val="left"/>
+        <w:textAlignment w:val="center"/>
+        <w:rPr>
+          <w:rFonts w:hint="default" w:ascii="Times New Roman" w:hAnsi="Times New Roman" w:cs="Times New Roman"/>
+          <w:lang w:val="en-US" w:eastAsia="zh-CN"/>
+        </w:rPr>
+      </w:pPr>
+    </w:p>
+    <w:p>
+      <w:pPr>
+        <w:spacing w:line="360" w:lineRule="auto"/>
+        <w:jc w:val="left"/>
+        <w:textAlignment w:val="center"/>
+        <w:rPr>
+          <w:rFonts w:hint="default" w:ascii="Times New Roman" w:hAnsi="Times New Roman" w:cs="Times New Roman"/>
+          <w:lang w:val="en-US" w:eastAsia="zh-CN"/>
+        </w:rPr>
+      </w:pPr>
+    </w:p>
+    <w:p>
+      <w:pPr>
+        <w:spacing w:line="360" w:lineRule="auto"/>
+        <w:jc w:val="left"/>
+        <w:textAlignment w:val="center"/>
+        <w:rPr>
+          <w:rFonts w:hint="default" w:ascii="Times New Roman" w:hAnsi="Times New Roman" w:cs="Times New Roman"/>
+          <w:lang w:val="en-US" w:eastAsia="zh-CN"/>
+        </w:rPr>
+      </w:pPr>
+    </w:p>
+    <w:p>
+      <w:pPr>
+        <w:spacing w:line="360" w:lineRule="auto"/>
+        <w:jc w:val="left"/>
+        <w:textAlignment w:val="center"/>
+        <w:rPr>
+          <w:rFonts w:hint="default" w:ascii="Times New Roman" w:hAnsi="Times New Roman" w:cs="Times New Roman"/>
+          <w:lang w:val="en-US" w:eastAsia="zh-CN"/>
+        </w:rPr>
+      </w:pPr>
+    </w:p>
+    <w:p>
+      <w:pPr>
+        <w:spacing w:line="360" w:lineRule="auto"/>
+        <w:jc w:val="left"/>
+        <w:textAlignment w:val="center"/>
+        <w:rPr>
+          <w:rFonts w:hint="default" w:ascii="Times New Roman" w:hAnsi="Times New Roman" w:cs="Times New Roman"/>
+          <w:lang w:val="en-US" w:eastAsia="zh-CN"/>
+        </w:rPr>
+      </w:pPr>
+    </w:p>
+    <w:p>
+      <w:pPr>
+        <w:spacing w:line="360" w:lineRule="auto"/>
+        <w:jc w:val="left"/>
+        <w:textAlignment w:val="center"/>
+        <w:rPr>
+          <w:rFonts w:hint="default" w:ascii="Times New Roman" w:hAnsi="Times New Roman" w:cs="Times New Roman"/>
+          <w:lang w:val="en-US" w:eastAsia="zh-CN"/>
+        </w:rPr>
+      </w:pPr>
+    </w:p>
+    <w:p>
+      <w:pPr>
+        <w:spacing w:line="360" w:lineRule="auto"/>
+        <w:jc w:val="left"/>
+        <w:textAlignment w:val="center"/>
+        <w:rPr>
+          <w:rFonts w:hint="default" w:ascii="Times New Roman" w:hAnsi="Times New Roman" w:cs="Times New Roman"/>
+          <w:lang w:val="en-US" w:eastAsia="zh-CN"/>
+        </w:rPr>
+      </w:pPr>
+    </w:p>
+    <w:p>
+      <w:pPr>
+        <w:spacing w:line="360" w:lineRule="auto"/>
+        <w:jc w:val="left"/>
+        <w:textAlignment w:val="center"/>
+        <w:rPr>
+          <w:rFonts w:hint="default" w:ascii="Times New Roman" w:hAnsi="Times New Roman" w:cs="Times New Roman"/>
+          <w:lang w:val="en-US" w:eastAsia="zh-CN"/>
+        </w:rPr>
+      </w:pPr>
     </w:p>
     <w:p>
       <w:pPr>
@@ -7998,7 +7866,6 @@
         <m:sSup>
           <m:sSupPr>
             <m:ctrlPr>
-              <m:rPr/>
               <w:rPr>
                 <w:rFonts w:ascii="Cambria Math" w:hAnsi="Cambria Math" w:eastAsia="宋体" w:cs="Cambria Math"/>
                 <w:i/>
@@ -8016,7 +7883,6 @@
               <m:t>N</m:t>
             </m:r>
             <m:ctrlPr>
-              <m:rPr/>
               <w:rPr>
                 <w:rFonts w:ascii="Cambria Math" w:hAnsi="Cambria Math" w:eastAsia="宋体" w:cs="Cambria Math"/>
                 <w:i/>
@@ -8032,7 +7898,6 @@
               <m:t>∗</m:t>
             </m:r>
             <m:ctrlPr>
-              <m:rPr/>
               <w:rPr>
                 <w:rFonts w:ascii="Cambria Math" w:hAnsi="Cambria Math" w:eastAsia="宋体" w:cs="Cambria Math"/>
                 <w:i/>
@@ -8483,8 +8348,6 @@
           <w:lang w:val="en-US" w:eastAsia="zh-CN"/>
         </w:rPr>
       </w:pPr>
-      <w:bookmarkStart w:id="0" w:name="_GoBack"/>
-      <w:bookmarkEnd w:id="0"/>
     </w:p>
     <w:p>
       <w:pPr>
@@ -8615,7 +8478,7 @@
         </mc:Choice>
         <mc:Fallback>
           <w:pict>
-            <v:shape id="_x0000_s1026" o:spid="_x0000_s1026" o:spt="202" type="#_x0000_t202" style="position:absolute;left:0pt;margin-top:0pt;height:144pt;width:144pt;mso-position-horizontal:center;mso-position-horizontal-relative:margin;mso-wrap-style:none;z-index:251663360;mso-width-relative:page;mso-height-relative:page;" filled="f" stroked="f" coordsize="21600,21600" o:gfxdata="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">
+            <v:shape id="_x0000_s1026" o:spid="_x0000_s1026" o:spt="202" type="#_x0000_t202" style="position:absolute;left:0pt;margin-top:0pt;height:144pt;width:144pt;mso-position-horizontal:center;mso-position-horizontal-relative:margin;mso-wrap-style:none;z-index:251663360;mso-width-relative:page;mso-height-relative:page;" filled="f" stroked="f" coordsize="21600,21600" o:gfxdata="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">
               <v:fill on="f" focussize="0,0"/>
               <v:stroke on="f" weight="0.5pt"/>
               <v:imagedata o:title=""/>
@@ -9631,9 +9494,7 @@
 
 <file path=customXml/item1.xml><?xml version="1.0" encoding="utf-8"?>
 <s:customData xmlns="http://www.wps.cn/officeDocument/2013/wpsCustomData" xmlns:s="http://www.wps.cn/officeDocument/2013/wpsCustomData">
-  <customSectProps>
-    <customSectPr/>
-  </customSectProps>
+  <customSectProps/>
   <customShpExts>
     <customShpInfo spid="_x0000_s2049"/>
     <customShpInfo spid="_x0000_s1026" textRotate="1"/>
